--- a/manuscript/KBS_Manuscript_Final.docx
+++ b/manuscript/KBS_Manuscript_Final.docx
@@ -20287,7 +20287,15 @@
           <w:sz w:val="22"/>
           <w:szCs w:val="22"/>
         </w:rPr>
-        <w:t xml:space="preserve"> All data-processing, changepoint-detection, and modelling code needed to reproduce the experiments is openly available in a public repository, with a permanent DOI archived via Zenodo, and the link will be made available on request and provided in the final published version.</w:t>
+        <w:t xml:space="preserve"> All data-processing, changepoint-detection, and modelling code needed to reproduce the experiments is openly available in a public repository archived on Zenodo at </w:t>
+      </w:r>
+      <w:r>
+        <w:rPr>
+          <w:rFonts w:ascii="Times New Roman" w:cs="Times New Roman" w:eastAsia="Times New Roman" w:hAnsi="Times New Roman"/>
+          <w:sz w:val="22"/>
+          <w:szCs w:val="22"/>
+        </w:rPr>
+        <w:t xml:space="preserve">https://doi.org/10.5281/zenodo.20837126.</w:t>
       </w:r>
     </w:p>
     <w:p>
